--- a/documentation/user_guides/individual_programs/audio_enhancer/Audio_Enhancer_User_Guide.docx
+++ b/documentation/user_guides/individual_programs/audio_enhancer/Audio_Enhancer_User_Guide.docx
@@ -280,7 +280,7 @@
     </w:p>
     <w:p>
       <w:r>
-        <w:t>Processing shows an overall progress bar, processed/enhanced/error counts, and per-file status lines. Four worker slots are used by default. Each worker may retry a processing operation up to three times with backoff before reporting an error. A file that disappears during processing is reported as skipped; permission and other processing failures are reported as errors.</w:t>
+        <w:t>Processing shows an overall progress bar, processed/enhanced/error counts, and per-file status lines. One worker slot per logical CPU is used by default (at most eight). Each worker may retry a processing operation up to three times with backoff before reporting an error. A file that disappears during processing is reported as skipped; permission and other processing failures are reported as errors.</w:t>
       </w:r>
     </w:p>
     <w:p>
